--- a/oblin-quotation.docx
+++ b/oblin-quotation.docx
@@ -741,7 +741,7 @@
                 <w:sz w:val="20"/>
                 <w:szCs w:val="20"/>
               </w:rPr>
-              <w:t xml:space="preserve">QAR 2,500 / mo</w:t>
+              <w:t xml:space="preserve">QAR 3,000 / mo (Filipino) · QAR 2,800 / mo (BD)</w:t>
             </w:r>
           </w:p>
         </w:tc>
@@ -874,7 +874,7 @@
                 <w:sz w:val="20"/>
                 <w:szCs w:val="20"/>
               </w:rPr>
-              <w:t xml:space="preserve">QAR 3,500 / mo</w:t>
+              <w:t xml:space="preserve">QAR 3,500 / mo (Filipino) · QAR 2,800 / mo (BD)</w:t>
             </w:r>
           </w:p>
         </w:tc>
@@ -1007,7 +1007,7 @@
                 <w:sz w:val="20"/>
                 <w:szCs w:val="20"/>
               </w:rPr>
-              <w:t xml:space="preserve">QAR 2,500 / mo</w:t>
+              <w:t xml:space="preserve">QAR 3,000 / mo (Filipino) · QAR 2,800 / mo (BD)</w:t>
             </w:r>
           </w:p>
         </w:tc>
@@ -1140,7 +1140,7 @@
                 <w:sz w:val="24"/>
                 <w:szCs w:val="24"/>
               </w:rPr>
-              <w:t xml:space="preserve">QAR 3,500 / mo</w:t>
+              <w:t xml:space="preserve">QAR 3,500 / mo (Filipino) · QAR 2,800 / mo (BD)</w:t>
             </w:r>
           </w:p>
         </w:tc>
@@ -2396,7 +2396,7 @@
                 <w:sz w:val="18"/>
                 <w:szCs w:val="18"/>
               </w:rPr>
-              <w:t xml:space="preserve">SANTRO DOHA CLEANING</w:t>
+              <w:t xml:space="preserve">OBLIN GROUP GENERAL CLEANING WLL</w:t>
             </w:r>
           </w:p>
           <w:p>
